--- a/src_Set-OutlookSignatures/sample templates/Signatures DOCX/Formal HR.docx
+++ b/src_Set-OutlookSignatures/sample templates/Signatures DOCX/Formal HR.docx
@@ -3,36 +3,17 @@
 <w:document xmlns:wpc="http://schemas.microsoft.com/office/word/2010/wordprocessingCanvas" xmlns:cx="http://schemas.microsoft.com/office/drawing/2014/chartex" xmlns:cx1="http://schemas.microsoft.com/office/drawing/2015/9/8/chartex" xmlns:cx2="http://schemas.microsoft.com/office/drawing/2015/10/21/chartex" xmlns:cx3="http://schemas.microsoft.com/office/drawing/2016/5/9/chartex" xmlns:cx4="http://schemas.microsoft.com/office/drawing/2016/5/10/chartex" xmlns:cx5="http://schemas.microsoft.com/office/drawing/2016/5/11/chartex" xmlns:cx6="http://schemas.microsoft.com/office/drawing/2016/5/12/chartex" xmlns:cx7="http://schemas.microsoft.com/office/drawing/2016/5/13/chartex" xmlns:cx8="http://schemas.microsoft.com/office/drawing/2016/5/14/chartex" xmlns:mc="http://schemas.openxmlformats.org/markup-compatibility/2006" xmlns:aink="http://schemas.microsoft.com/office/drawing/2016/ink" xmlns:am3d="http://schemas.microsoft.com/office/drawing/2017/model3d" xmlns:o="urn:schemas-microsoft-com:office:office" xmlns:oel="http://schemas.microsoft.com/office/2019/extlst" xmlns:r="http://schemas.openxmlformats.org/officeDocument/2006/relationships" xmlns:m="http://schemas.openxmlformats.org/officeDocument/2006/math" xmlns:v="urn:schemas-microsoft-com:vml" xmlns:wp14="http://schemas.microsoft.com/office/word/2010/wordprocessingDrawing" xmlns:wp="http://schemas.openxmlformats.org/drawingml/2006/wordprocessingDrawing" xmlns:w10="urn:schemas-microsoft-com:office:word" xmlns:w="http://schemas.openxmlformats.org/wordprocessingml/2006/main" xmlns:w14="http://schemas.microsoft.com/office/word/2010/wordml" xmlns:w15="http://schemas.microsoft.com/office/word/2012/wordml" xmlns:w16cex="http://schemas.microsoft.com/office/word/2018/wordml/cex" xmlns:w16cid="http://schemas.microsoft.com/office/word/2016/wordml/cid" xmlns:w16="http://schemas.microsoft.com/office/word/2018/wordml" xmlns:w16du="http://schemas.microsoft.com/office/word/2023/wordml/word16du" xmlns:w16sdtdh="http://schemas.microsoft.com/office/word/2020/wordml/sdtdatahash" xmlns:w16sdtfl="http://schemas.microsoft.com/office/word/2024/wordml/sdtformatlock" xmlns:w16se="http://schemas.microsoft.com/office/word/2015/wordml/symex" xmlns:wpg="http://schemas.microsoft.com/office/word/2010/wordprocessingGroup" xmlns:wpi="http://schemas.microsoft.com/office/word/2010/wordprocessingInk" xmlns:wne="http://schemas.microsoft.com/office/word/2006/wordml" xmlns:wps="http://schemas.microsoft.com/office/word/2010/wordprocessingShape" mc:Ignorable="w14 w15 w16se w16cid w16 w16cex w16sdtdh w16sdtfl w16du wp14">
   <w:body>
     <w:p>
-      <w:pPr>
-        <w:spacing w:after="0" w:line="240" w:lineRule="auto"/>
-        <w:rPr>
-          <w:rFonts w:ascii="Aptos" w:hAnsi="Aptos" w:cs="Arial"/>
-          <w:sz w:val="24"/>
-          <w:szCs w:val="24"/>
-        </w:rPr>
-      </w:pPr>
       <w:r>
-        <w:rPr>
-          <w:rFonts w:ascii="Aptos" w:hAnsi="Aptos" w:cs="Arial"/>
-          <w:sz w:val="24"/>
-          <w:szCs w:val="24"/>
-        </w:rPr>
-        <w:t>Freundliche Grüße ∙ Kind regards</w:t>
+        <w:t>Freundliche</w:t>
+      </w:r>
+      <w:r>
+        <w:t xml:space="preserve"> Grüße ∙ Kind regards</w:t>
       </w:r>
     </w:p>
-    <w:p>
-      <w:pPr>
-        <w:spacing w:after="0" w:line="240" w:lineRule="auto"/>
-        <w:rPr>
-          <w:rFonts w:ascii="Aptos" w:hAnsi="Aptos" w:cs="Arial"/>
-          <w:sz w:val="24"/>
-          <w:szCs w:val="24"/>
-        </w:rPr>
-      </w:pPr>
-    </w:p>
+    <w:p/>
     <w:tbl>
       <w:tblPr>
-        <w:tblStyle w:val="Tabellenraster"/>
+        <w:tblStyle w:val="TableGrid"/>
         <w:tblW w:w="0" w:type="auto"/>
         <w:tblBorders>
           <w:top w:val="none" w:sz="0" w:space="0" w:color="auto"/>
@@ -63,7 +44,7 @@
           </w:tcPr>
           <w:p>
             <w:pPr>
-              <w:pStyle w:val="KeinLeerraum"/>
+              <w:pStyle w:val="NoSpacing"/>
               <w:jc w:val="center"/>
               <w:rPr>
                 <w:rFonts w:ascii="Aptos" w:hAnsi="Aptos" w:cs="Arial"/>
@@ -172,46 +153,34 @@
             <w:pPr>
               <w:ind w:left="170"/>
               <w:rPr>
-                <w:rFonts w:ascii="Aptos" w:hAnsi="Aptos" w:cs="Arial"/>
                 <w:b/>
                 <w:bCs/>
                 <w:color w:val="767171" w:themeColor="background2" w:themeShade="80"/>
-                <w:sz w:val="24"/>
-                <w:szCs w:val="24"/>
                 <w:lang w:val="en-US"/>
               </w:rPr>
             </w:pPr>
             <w:r>
               <w:rPr>
-                <w:rFonts w:ascii="Aptos" w:hAnsi="Aptos" w:cs="Arial"/>
                 <w:b/>
                 <w:bCs/>
-                <w:sz w:val="24"/>
-                <w:szCs w:val="24"/>
                 <w:lang w:val="en-US"/>
               </w:rPr>
               <w:t xml:space="preserve">$MGivenName$ </w:t>
             </w:r>
             <w:r>
               <w:rPr>
-                <w:rFonts w:ascii="Aptos" w:hAnsi="Aptos" w:cs="Arial"/>
                 <w:b/>
                 <w:bCs/>
                 <w:caps/>
-                <w:sz w:val="24"/>
-                <w:szCs w:val="24"/>
                 <w:lang w:val="en-US"/>
               </w:rPr>
               <w:t>$MSurname$</w:t>
             </w:r>
             <w:r>
               <w:rPr>
-                <w:rFonts w:ascii="Aptos" w:hAnsi="Aptos" w:cs="Arial"/>
                 <w:b/>
                 <w:bCs/>
                 <w:color w:val="767171" w:themeColor="background2" w:themeShade="80"/>
-                <w:sz w:val="24"/>
-                <w:szCs w:val="24"/>
                 <w:lang w:val="en-US"/>
               </w:rPr>
               <w:t>$MSalutation$</w:t>
@@ -221,21 +190,15 @@
             <w:pPr>
               <w:ind w:left="170"/>
               <w:rPr>
-                <w:rFonts w:ascii="Aptos" w:hAnsi="Aptos" w:cs="Arial"/>
                 <w:b/>
                 <w:bCs/>
-                <w:sz w:val="24"/>
-                <w:szCs w:val="24"/>
                 <w:lang w:val="en-US"/>
               </w:rPr>
             </w:pPr>
             <w:r>
               <w:rPr>
-                <w:rFonts w:ascii="Aptos" w:hAnsi="Aptos" w:cs="Arial"/>
                 <w:b/>
                 <w:bCs/>
-                <w:sz w:val="24"/>
-                <w:szCs w:val="24"/>
                 <w:lang w:val="en-US"/>
               </w:rPr>
               <w:t>$MTitle$</w:t>
@@ -245,9 +208,6 @@
             <w:pPr>
               <w:ind w:left="170"/>
               <w:rPr>
-                <w:rFonts w:ascii="Aptos" w:hAnsi="Aptos" w:cs="Arial"/>
-                <w:sz w:val="24"/>
-                <w:szCs w:val="24"/>
                 <w:lang w:val="en-US"/>
               </w:rPr>
             </w:pPr>
@@ -255,9 +215,6 @@
               <w:r>
                 <w:rPr>
                   <w:rStyle w:val="Hyperlink"/>
-                  <w:rFonts w:ascii="Aptos" w:hAnsi="Aptos" w:cs="Arial"/>
-                  <w:sz w:val="24"/>
-                  <w:szCs w:val="24"/>
                   <w:lang w:val="en-US"/>
                 </w:rPr>
                 <w:t>$MMail$</w:t>
@@ -268,9 +225,6 @@
             <w:pPr>
               <w:ind w:left="170"/>
               <w:rPr>
-                <w:rFonts w:ascii="Aptos" w:hAnsi="Aptos" w:cs="Arial"/>
-                <w:sz w:val="24"/>
-                <w:szCs w:val="24"/>
                 <w:lang w:val="en-US"/>
               </w:rPr>
             </w:pPr>
@@ -278,9 +232,6 @@
               <w:r>
                 <w:rPr>
                   <w:rStyle w:val="Hyperlink"/>
-                  <w:rFonts w:ascii="Aptos" w:hAnsi="Aptos" w:cs="Arial"/>
-                  <w:sz w:val="24"/>
-                  <w:szCs w:val="24"/>
                   <w:lang w:val="en-US"/>
                 </w:rPr>
                 <w:t>$MTelephone-International$</w:t>
@@ -296,21 +247,12 @@
             <w:pPr>
               <w:ind w:left="170"/>
               <w:rPr>
-                <w:rFonts w:ascii="Aptos" w:hAnsi="Aptos" w:cs="Arial"/>
-                <w:b/>
-                <w:bCs/>
-                <w:sz w:val="24"/>
-                <w:szCs w:val="24"/>
                 <w:lang w:val="en-US"/>
               </w:rPr>
             </w:pPr>
             <w:r>
               <w:rPr>
-                <w:rFonts w:ascii="Aptos" w:hAnsi="Aptos" w:cs="Calibri"/>
                 <w:noProof/>
-                <w:color w:val="767171" w:themeColor="background2" w:themeShade="80"/>
-                <w:sz w:val="20"/>
-                <w:szCs w:val="20"/>
                 <w:lang w:val="en-US"/>
               </w:rPr>
               <w:drawing>
@@ -377,14 +319,11 @@
           </w:tcPr>
           <w:p>
             <w:pPr>
-              <w:pStyle w:val="KeinLeerraum"/>
+              <w:pStyle w:val="Formatvorlage1"/>
+              <w:ind w:left="0"/>
               <w:jc w:val="center"/>
               <w:rPr>
-                <w:rFonts w:ascii="Aptos" w:hAnsi="Aptos" w:cs="Arial"/>
                 <w:noProof/>
-                <w:color w:val="767171" w:themeColor="background2" w:themeShade="80"/>
-                <w:sz w:val="18"/>
-                <w:szCs w:val="18"/>
               </w:rPr>
             </w:pPr>
           </w:p>
@@ -395,14 +334,7 @@
           </w:tcPr>
           <w:p>
             <w:pPr>
-              <w:ind w:left="170"/>
-              <w:rPr>
-                <w:rFonts w:ascii="Aptos" w:hAnsi="Aptos" w:cs="Arial"/>
-                <w:color w:val="767171" w:themeColor="background2" w:themeShade="80"/>
-                <w:sz w:val="18"/>
-                <w:szCs w:val="18"/>
-                <w:lang w:val="en-US"/>
-              </w:rPr>
+              <w:pStyle w:val="Formatvorlage1"/>
             </w:pPr>
           </w:p>
         </w:tc>
@@ -412,14 +344,7 @@
           </w:tcPr>
           <w:p>
             <w:pPr>
-              <w:ind w:left="170"/>
-              <w:rPr>
-                <w:rFonts w:ascii="Aptos" w:hAnsi="Aptos" w:cs="Arial"/>
-                <w:color w:val="767171" w:themeColor="background2" w:themeShade="80"/>
-                <w:sz w:val="18"/>
-                <w:szCs w:val="18"/>
-                <w:lang w:val="en-US"/>
-              </w:rPr>
+              <w:pStyle w:val="Formatvorlage1"/>
             </w:pPr>
           </w:p>
         </w:tc>
@@ -434,32 +359,25 @@
           </w:tcPr>
           <w:p>
             <w:pPr>
-              <w:pStyle w:val="KeinLeerraum"/>
+              <w:pStyle w:val="Formatvorlage1"/>
+              <w:ind w:left="0"/>
               <w:jc w:val="center"/>
               <w:rPr>
-                <w:rFonts w:ascii="Aptos" w:hAnsi="Aptos" w:cs="Arial"/>
-                <w:b/>
-                <w:bCs/>
                 <w:noProof/>
                 <w:sz w:val="24"/>
                 <w:szCs w:val="24"/>
-                <w:lang w:val="en-US"/>
               </w:rPr>
             </w:pPr>
             <w:r>
               <w:rPr>
-                <w:rFonts w:ascii="Aptos" w:hAnsi="Aptos" w:cs="Arial"/>
                 <w:noProof/>
-                <w:color w:val="767171" w:themeColor="background2" w:themeShade="80"/>
-                <w:sz w:val="18"/>
-                <w:szCs w:val="18"/>
               </w:rPr>
               <w:drawing>
-                <wp:inline distT="0" distB="0" distL="0" distR="0" wp14:anchorId="484D60DB" wp14:editId="52D170EF">
+                <wp:inline distT="0" distB="0" distL="0" distR="0" wp14:anchorId="484D60DB" wp14:editId="7982862B">
                   <wp:extent cx="360000" cy="360000"/>
                   <wp:effectExtent l="0" t="0" r="2540" b="2540"/>
-                  <wp:docPr id="120240502" name="Picture 2073937508" descr="Galactic Experiences logo featuring a minimalist black four-pointed star shining above a curved planetary horizon">
-                    <a:hlinkClick xmlns:a="http://schemas.openxmlformats.org/drawingml/2006/main" r:id="rId10" tooltip="Visit Galactic Experiences in the internet"/>
+                  <wp:docPr id="120240502" name="Picture 2073937508" descr="VistaVox logo featuring a four-pointed star rising above a curved horizon line.">
+                    <a:hlinkClick xmlns:a="http://schemas.openxmlformats.org/drawingml/2006/main" r:id="rId13" tooltip="Visit the $MCompany$ homepage"/>
                   </wp:docPr>
                   <wp:cNvGraphicFramePr>
                     <a:graphicFrameLocks xmlns:a="http://schemas.openxmlformats.org/drawingml/2006/main" noChangeAspect="1"/>
@@ -468,15 +386,15 @@
                     <a:graphicData uri="http://schemas.openxmlformats.org/drawingml/2006/picture">
                       <pic:pic xmlns:pic="http://schemas.openxmlformats.org/drawingml/2006/picture">
                         <pic:nvPicPr>
-                          <pic:cNvPr id="2073937508" name="Picture 2073937508" descr="Galactic Experiences logo featuring a minimalist black four-pointed star shining above a curved planetary horizon">
-                            <a:hlinkClick r:id="rId10" tooltip="Visit Galactic Experiences in the internet"/>
+                          <pic:cNvPr id="120240502" name="Picture 2073937508" descr="VistaVox logo featuring a four-pointed star rising above a curved horizon line.">
+                            <a:hlinkClick r:id="rId13" tooltip="Visit the $MCompany$ homepage"/>
                           </pic:cNvPr>
                           <pic:cNvPicPr>
                             <a:picLocks noChangeAspect="1" noChangeArrowheads="1"/>
                           </pic:cNvPicPr>
                         </pic:nvPicPr>
                         <pic:blipFill>
-                          <a:blip r:embed="rId13" cstate="print">
+                          <a:blip r:embed="rId14" cstate="print">
                             <a:extLst>
                               <a:ext uri="{28A0092B-C50C-407E-A947-70E740481C1C}">
                                 <a14:useLocalDpi xmlns:a14="http://schemas.microsoft.com/office/drawing/2010/main" val="0"/>
@@ -514,25 +432,67 @@
           </w:tcPr>
           <w:p>
             <w:pPr>
-              <w:ind w:left="170"/>
-              <w:rPr>
-                <w:rFonts w:ascii="Aptos" w:hAnsi="Aptos" w:cs="Arial"/>
+              <w:pStyle w:val="Formatvorlage1"/>
+              <w:rPr>
+                <w:i/>
+                <w:iCs/>
+              </w:rPr>
+            </w:pPr>
+            <w:r>
+              <w:rPr>
+                <w:b/>
+                <w:bCs/>
+              </w:rPr>
+              <w:t>$MCompany$</w:t>
+            </w:r>
+            <w:r>
+              <w:rPr>
+                <w:b/>
+                <w:bCs/>
+              </w:rPr>
+              <w:t xml:space="preserve"> </w:t>
+            </w:r>
+            <w:r>
+              <w:rPr>
+                <w:i/>
+                <w:iCs/>
+              </w:rPr>
+              <w:t>Show</w:t>
+            </w:r>
+            <w:r>
+              <w:rPr>
+                <w:i/>
+                <w:iCs/>
+              </w:rPr>
+              <w:t xml:space="preserve"> what</w:t>
+            </w:r>
+            <w:r>
+              <w:rPr>
+                <w:i/>
+                <w:iCs/>
+              </w:rPr>
+              <w:t>'</w:t>
+            </w:r>
+            <w:r>
+              <w:rPr>
+                <w:i/>
+                <w:iCs/>
+              </w:rPr>
+              <w:t>s next</w:t>
+            </w:r>
+          </w:p>
+          <w:p>
+            <w:pPr>
+              <w:pStyle w:val="Formatvorlage1"/>
+              <w:rPr>
                 <w:b/>
                 <w:bCs/>
                 <w:sz w:val="24"/>
                 <w:szCs w:val="24"/>
-                <w:lang w:val="en-US"/>
               </w:rPr>
             </w:pPr>
             <w:r>
-              <w:rPr>
-                <w:rFonts w:ascii="Aptos" w:hAnsi="Aptos" w:cs="Arial"/>
-                <w:color w:val="767171" w:themeColor="background2" w:themeShade="80"/>
-                <w:sz w:val="18"/>
-                <w:szCs w:val="18"/>
-                <w:lang w:val="en-US"/>
-              </w:rPr>
-              <w:t>$MPostalAddressCompany$</w:t>
+              <w:t>$MPostalAddressNoCompany$</w:t>
             </w:r>
           </w:p>
         </w:tc>
@@ -542,14 +502,7 @@
           </w:tcPr>
           <w:p>
             <w:pPr>
-              <w:ind w:left="170"/>
-              <w:rPr>
-                <w:rFonts w:ascii="Aptos" w:hAnsi="Aptos" w:cs="Arial"/>
-                <w:color w:val="767171" w:themeColor="background2" w:themeShade="80"/>
-                <w:sz w:val="18"/>
-                <w:szCs w:val="18"/>
-                <w:lang w:val="en-US"/>
-              </w:rPr>
+              <w:pStyle w:val="Formatvorlage1"/>
             </w:pPr>
           </w:p>
         </w:tc>
@@ -557,16 +510,16 @@
     </w:tbl>
     <w:p>
       <w:pPr>
-        <w:spacing w:after="0" w:line="240" w:lineRule="auto"/>
         <w:rPr>
-          <w:rFonts w:ascii="Aptos" w:hAnsi="Aptos" w:cs="Arial"/>
-          <w:b/>
-          <w:bCs/>
-          <w:sz w:val="24"/>
-          <w:szCs w:val="24"/>
           <w:lang w:val="en-US"/>
         </w:rPr>
       </w:pPr>
+      <w:r>
+        <w:rPr>
+          <w:lang w:val="en-US"/>
+        </w:rPr>
+        <w:t> </w:t>
+      </w:r>
     </w:p>
     <w:sectPr>
       <w:pgSz w:w="11906" w:h="16838"/>
@@ -582,9 +535,6 @@
 <w:endnotes xmlns:wpc="http://schemas.microsoft.com/office/word/2010/wordprocessingCanvas" xmlns:cx="http://schemas.microsoft.com/office/drawing/2014/chartex" xmlns:cx1="http://schemas.microsoft.com/office/drawing/2015/9/8/chartex" xmlns:cx2="http://schemas.microsoft.com/office/drawing/2015/10/21/chartex" xmlns:cx3="http://schemas.microsoft.com/office/drawing/2016/5/9/chartex" xmlns:cx4="http://schemas.microsoft.com/office/drawing/2016/5/10/chartex" xmlns:cx5="http://schemas.microsoft.com/office/drawing/2016/5/11/chartex" xmlns:cx6="http://schemas.microsoft.com/office/drawing/2016/5/12/chartex" xmlns:cx7="http://schemas.microsoft.com/office/drawing/2016/5/13/chartex" xmlns:cx8="http://schemas.microsoft.com/office/drawing/2016/5/14/chartex" xmlns:mc="http://schemas.openxmlformats.org/markup-compatibility/2006" xmlns:aink="http://schemas.microsoft.com/office/drawing/2016/ink" xmlns:am3d="http://schemas.microsoft.com/office/drawing/2017/model3d" xmlns:o="urn:schemas-microsoft-com:office:office" xmlns:oel="http://schemas.microsoft.com/office/2019/extlst" xmlns:r="http://schemas.openxmlformats.org/officeDocument/2006/relationships" xmlns:m="http://schemas.openxmlformats.org/officeDocument/2006/math" xmlns:v="urn:schemas-microsoft-com:vml" xmlns:wp14="http://schemas.microsoft.com/office/word/2010/wordprocessingDrawing" xmlns:wp="http://schemas.openxmlformats.org/drawingml/2006/wordprocessingDrawing" xmlns:w10="urn:schemas-microsoft-com:office:word" xmlns:w="http://schemas.openxmlformats.org/wordprocessingml/2006/main" xmlns:w14="http://schemas.microsoft.com/office/word/2010/wordml" xmlns:w15="http://schemas.microsoft.com/office/word/2012/wordml" xmlns:w16cex="http://schemas.microsoft.com/office/word/2018/wordml/cex" xmlns:w16cid="http://schemas.microsoft.com/office/word/2016/wordml/cid" xmlns:w16="http://schemas.microsoft.com/office/word/2018/wordml" xmlns:w16du="http://schemas.microsoft.com/office/word/2023/wordml/word16du" xmlns:w16sdtdh="http://schemas.microsoft.com/office/word/2020/wordml/sdtdatahash" xmlns:w16sdtfl="http://schemas.microsoft.com/office/word/2024/wordml/sdtformatlock" xmlns:w16se="http://schemas.microsoft.com/office/word/2015/wordml/symex" xmlns:wpg="http://schemas.microsoft.com/office/word/2010/wordprocessingGroup" xmlns:wpi="http://schemas.microsoft.com/office/word/2010/wordprocessingInk" xmlns:wne="http://schemas.microsoft.com/office/word/2006/wordml" xmlns:wps="http://schemas.microsoft.com/office/word/2010/wordprocessingShape" mc:Ignorable="w14 w15 w16se w16cid w16 w16cex w16sdtdh w16sdtfl w16du wp14">
   <w:endnote w:type="separator" w:id="-1">
     <w:p>
-      <w:pPr>
-        <w:spacing w:after="0" w:line="240" w:lineRule="auto"/>
-      </w:pPr>
       <w:r>
         <w:separator/>
       </w:r>
@@ -592,9 +542,6 @@
   </w:endnote>
   <w:endnote w:type="continuationSeparator" w:id="0">
     <w:p>
-      <w:pPr>
-        <w:spacing w:after="0" w:line="240" w:lineRule="auto"/>
-      </w:pPr>
       <w:r>
         <w:continuationSeparator/>
       </w:r>
@@ -607,9 +554,6 @@
 <w:footnotes xmlns:wpc="http://schemas.microsoft.com/office/word/2010/wordprocessingCanvas" xmlns:cx="http://schemas.microsoft.com/office/drawing/2014/chartex" xmlns:cx1="http://schemas.microsoft.com/office/drawing/2015/9/8/chartex" xmlns:cx2="http://schemas.microsoft.com/office/drawing/2015/10/21/chartex" xmlns:cx3="http://schemas.microsoft.com/office/drawing/2016/5/9/chartex" xmlns:cx4="http://schemas.microsoft.com/office/drawing/2016/5/10/chartex" xmlns:cx5="http://schemas.microsoft.com/office/drawing/2016/5/11/chartex" xmlns:cx6="http://schemas.microsoft.com/office/drawing/2016/5/12/chartex" xmlns:cx7="http://schemas.microsoft.com/office/drawing/2016/5/13/chartex" xmlns:cx8="http://schemas.microsoft.com/office/drawing/2016/5/14/chartex" xmlns:mc="http://schemas.openxmlformats.org/markup-compatibility/2006" xmlns:aink="http://schemas.microsoft.com/office/drawing/2016/ink" xmlns:am3d="http://schemas.microsoft.com/office/drawing/2017/model3d" xmlns:o="urn:schemas-microsoft-com:office:office" xmlns:oel="http://schemas.microsoft.com/office/2019/extlst" xmlns:r="http://schemas.openxmlformats.org/officeDocument/2006/relationships" xmlns:m="http://schemas.openxmlformats.org/officeDocument/2006/math" xmlns:v="urn:schemas-microsoft-com:vml" xmlns:wp14="http://schemas.microsoft.com/office/word/2010/wordprocessingDrawing" xmlns:wp="http://schemas.openxmlformats.org/drawingml/2006/wordprocessingDrawing" xmlns:w10="urn:schemas-microsoft-com:office:word" xmlns:w="http://schemas.openxmlformats.org/wordprocessingml/2006/main" xmlns:w14="http://schemas.microsoft.com/office/word/2010/wordml" xmlns:w15="http://schemas.microsoft.com/office/word/2012/wordml" xmlns:w16cex="http://schemas.microsoft.com/office/word/2018/wordml/cex" xmlns:w16cid="http://schemas.microsoft.com/office/word/2016/wordml/cid" xmlns:w16="http://schemas.microsoft.com/office/word/2018/wordml" xmlns:w16du="http://schemas.microsoft.com/office/word/2023/wordml/word16du" xmlns:w16sdtdh="http://schemas.microsoft.com/office/word/2020/wordml/sdtdatahash" xmlns:w16sdtfl="http://schemas.microsoft.com/office/word/2024/wordml/sdtformatlock" xmlns:w16se="http://schemas.microsoft.com/office/word/2015/wordml/symex" xmlns:wpg="http://schemas.microsoft.com/office/word/2010/wordprocessingGroup" xmlns:wpi="http://schemas.microsoft.com/office/word/2010/wordprocessingInk" xmlns:wne="http://schemas.microsoft.com/office/word/2006/wordml" xmlns:wps="http://schemas.microsoft.com/office/word/2010/wordprocessingShape" mc:Ignorable="w14 w15 w16se w16cid w16 w16cex w16sdtdh w16sdtfl w16du wp14">
   <w:footnote w:type="separator" w:id="-1">
     <w:p>
-      <w:pPr>
-        <w:spacing w:after="0" w:line="240" w:lineRule="auto"/>
-      </w:pPr>
       <w:r>
         <w:separator/>
       </w:r>
@@ -617,9 +561,6 @@
   </w:footnote>
   <w:footnote w:type="continuationSeparator" w:id="0">
     <w:p>
-      <w:pPr>
-        <w:spacing w:after="0" w:line="240" w:lineRule="auto"/>
-      </w:pPr>
       <w:r>
         <w:continuationSeparator/>
       </w:r>
@@ -1025,17 +966,26 @@
     <w:lsdException w:name="Unresolved Mention" w:semiHidden="1" w:unhideWhenUsed="1"/>
     <w:lsdException w:name="Smart Link" w:semiHidden="1" w:unhideWhenUsed="1"/>
   </w:latentStyles>
-  <w:style w:type="paragraph" w:default="1" w:styleId="Standard">
+  <w:style w:type="paragraph" w:default="1" w:styleId="Normal">
     <w:name w:val="Normal"/>
     <w:qFormat/>
+    <w:rsid w:val="004B07A4"/>
+    <w:pPr>
+      <w:spacing w:after="0" w:line="240" w:lineRule="auto"/>
+    </w:pPr>
+    <w:rPr>
+      <w:rFonts w:ascii="Aptos" w:hAnsi="Aptos" w:cs="Arial"/>
+      <w:sz w:val="24"/>
+      <w:szCs w:val="24"/>
+    </w:rPr>
   </w:style>
-  <w:style w:type="character" w:default="1" w:styleId="Absatz-Standardschriftart">
+  <w:style w:type="character" w:default="1" w:styleId="DefaultParagraphFont">
     <w:name w:val="Default Paragraph Font"/>
     <w:uiPriority w:val="1"/>
     <w:semiHidden/>
     <w:unhideWhenUsed/>
   </w:style>
-  <w:style w:type="table" w:default="1" w:styleId="NormaleTabelle">
+  <w:style w:type="table" w:default="1" w:styleId="TableNormal">
     <w:name w:val="Normal Table"/>
     <w:uiPriority w:val="99"/>
     <w:semiHidden/>
@@ -1050,15 +1000,15 @@
       </w:tblCellMar>
     </w:tblPr>
   </w:style>
-  <w:style w:type="numbering" w:default="1" w:styleId="KeineListe">
+  <w:style w:type="numbering" w:default="1" w:styleId="NoList">
     <w:name w:val="No List"/>
     <w:uiPriority w:val="99"/>
     <w:semiHidden/>
     <w:unhideWhenUsed/>
   </w:style>
-  <w:style w:type="table" w:styleId="Tabellenraster">
+  <w:style w:type="table" w:styleId="TableGrid">
     <w:name w:val="Table Grid"/>
-    <w:basedOn w:val="NormaleTabelle"/>
+    <w:basedOn w:val="TableNormal"/>
     <w:uiPriority w:val="39"/>
     <w:rsid w:val="003208DE"/>
     <w:pPr>
@@ -1077,7 +1027,7 @@
   </w:style>
   <w:style w:type="character" w:styleId="Hyperlink">
     <w:name w:val="Hyperlink"/>
-    <w:basedOn w:val="Absatz-Standardschriftart"/>
+    <w:basedOn w:val="DefaultParagraphFont"/>
     <w:uiPriority w:val="99"/>
     <w:unhideWhenUsed/>
     <w:rsid w:val="004D77D6"/>
@@ -1086,9 +1036,9 @@
       <w:u w:val="single"/>
     </w:rPr>
   </w:style>
-  <w:style w:type="character" w:styleId="NichtaufgelsteErwhnung">
+  <w:style w:type="character" w:styleId="UnresolvedMention">
     <w:name w:val="Unresolved Mention"/>
-    <w:basedOn w:val="Absatz-Standardschriftart"/>
+    <w:basedOn w:val="DefaultParagraphFont"/>
     <w:uiPriority w:val="99"/>
     <w:semiHidden/>
     <w:unhideWhenUsed/>
@@ -1098,7 +1048,7 @@
       <w:shd w:val="clear" w:color="auto" w:fill="E1DFDD"/>
     </w:rPr>
   </w:style>
-  <w:style w:type="paragraph" w:styleId="KeinLeerraum">
+  <w:style w:type="paragraph" w:styleId="NoSpacing">
     <w:name w:val="No Spacing"/>
     <w:uiPriority w:val="1"/>
     <w:qFormat/>
@@ -1107,10 +1057,10 @@
       <w:spacing w:after="0" w:line="240" w:lineRule="auto"/>
     </w:pPr>
   </w:style>
-  <w:style w:type="paragraph" w:styleId="Kopfzeile">
+  <w:style w:type="paragraph" w:styleId="Header">
     <w:name w:val="header"/>
-    <w:basedOn w:val="Standard"/>
-    <w:link w:val="KopfzeileZchn"/>
+    <w:basedOn w:val="Normal"/>
+    <w:link w:val="HeaderChar"/>
     <w:uiPriority w:val="99"/>
     <w:unhideWhenUsed/>
     <w:rsid w:val="00CE515D"/>
@@ -1119,20 +1069,19 @@
         <w:tab w:val="center" w:pos="4513"/>
         <w:tab w:val="right" w:pos="9026"/>
       </w:tabs>
-      <w:spacing w:after="0" w:line="240" w:lineRule="auto"/>
     </w:pPr>
   </w:style>
-  <w:style w:type="character" w:customStyle="1" w:styleId="KopfzeileZchn">
-    <w:name w:val="Kopfzeile Zchn"/>
-    <w:basedOn w:val="Absatz-Standardschriftart"/>
-    <w:link w:val="Kopfzeile"/>
+  <w:style w:type="character" w:customStyle="1" w:styleId="HeaderChar">
+    <w:name w:val="Header Char"/>
+    <w:basedOn w:val="DefaultParagraphFont"/>
+    <w:link w:val="Header"/>
     <w:uiPriority w:val="99"/>
     <w:rsid w:val="00CE515D"/>
   </w:style>
-  <w:style w:type="paragraph" w:styleId="Fuzeile">
+  <w:style w:type="paragraph" w:styleId="Footer">
     <w:name w:val="footer"/>
-    <w:basedOn w:val="Standard"/>
-    <w:link w:val="FuzeileZchn"/>
+    <w:basedOn w:val="Normal"/>
+    <w:link w:val="FooterChar"/>
     <w:uiPriority w:val="99"/>
     <w:unhideWhenUsed/>
     <w:rsid w:val="00CE515D"/>
@@ -1141,20 +1090,19 @@
         <w:tab w:val="center" w:pos="4513"/>
         <w:tab w:val="right" w:pos="9026"/>
       </w:tabs>
-      <w:spacing w:after="0" w:line="240" w:lineRule="auto"/>
     </w:pPr>
   </w:style>
-  <w:style w:type="character" w:customStyle="1" w:styleId="FuzeileZchn">
-    <w:name w:val="Fußzeile Zchn"/>
-    <w:basedOn w:val="Absatz-Standardschriftart"/>
-    <w:link w:val="Fuzeile"/>
+  <w:style w:type="character" w:customStyle="1" w:styleId="FooterChar">
+    <w:name w:val="Footer Char"/>
+    <w:basedOn w:val="DefaultParagraphFont"/>
+    <w:link w:val="Footer"/>
     <w:uiPriority w:val="99"/>
     <w:rsid w:val="00CE515D"/>
   </w:style>
   <w:style w:type="table" w:customStyle="1" w:styleId="Tabellenraster1">
     <w:name w:val="Tabellenraster1"/>
-    <w:basedOn w:val="NormaleTabelle"/>
-    <w:next w:val="Tabellenraster"/>
+    <w:basedOn w:val="TableNormal"/>
+    <w:next w:val="TableGrid"/>
     <w:uiPriority w:val="39"/>
     <w:rsid w:val="00F208F9"/>
     <w:pPr>
@@ -1174,6 +1122,21 @@
         <w:insideV w:val="single" w:sz="4" w:space="0" w:color="auto"/>
       </w:tblBorders>
     </w:tblPr>
+  </w:style>
+  <w:style w:type="paragraph" w:customStyle="1" w:styleId="Formatvorlage1">
+    <w:name w:val="Formatvorlage1"/>
+    <w:basedOn w:val="Normal"/>
+    <w:qFormat/>
+    <w:rsid w:val="004B07A4"/>
+    <w:pPr>
+      <w:ind w:left="170"/>
+    </w:pPr>
+    <w:rPr>
+      <w:color w:val="767171" w:themeColor="background2" w:themeShade="80"/>
+      <w:sz w:val="18"/>
+      <w:szCs w:val="18"/>
+      <w:lang w:val="en-US"/>
+    </w:rPr>
   </w:style>
 </w:styles>
 </file>
